--- a/public/vaazlar/israf-ve-bilincsiz-tuketim.docx
+++ b/public/vaazlar/israf-ve-bilincsiz-tuketim.docx
@@ -8907,7 +8907,7 @@
           <w:sz w:val="27"/>
           <w:szCs w:val="27"/>
         </w:rPr>
-        <w:t>Kamer, 54\49</w:t>
+        <w:t>Kamer, 54/49</w:t>
       </w:r>
       <w:r>
         <w:rPr>
